--- a/zht/docx/017.content.docx
+++ b/zht/docx/017.content.docx
@@ -150,26 +150,6 @@
           <w:lang w:val="zh_TW" w:bidi="zh_TW"/>
         </w:rPr>
         <w:t>er</w:t>
-      </w:r>
-      <w:r>
-        <w:rPr>
-          <w:lang w:val="zh_TW" w:bidi="zh_TW"/>
-        </w:rPr>
-      </w:r>
-    </w:p>
-    <w:p>
-      <w:pPr/>
-      <w:r>
-        <w:rPr>
-          <w:lang w:val="zh_TW" w:bidi="zh_TW"/>
-        </w:rPr>
-      </w:r>
-      <w:r>
-        <w:rPr>
-          <w:i/>
-          <w:lang w:val="zh_TW" w:bidi="zh_TW"/>
-        </w:rPr>
-        <w:t>兒女和父母</w:t>
       </w:r>
       <w:r>
         <w:rPr>

--- a/zht/docx/017.content.docx
+++ b/zht/docx/017.content.docx
@@ -19,7 +19,7 @@
         <w:rPr>
           <w:lang w:val="zh_TW" w:bidi="zh_TW"/>
         </w:rPr>
-        <w:t>Resource: Study Notes - Themes (Tyndale)</w:t>
+        <w:t>Resource: Tyndale Open Study Notes</w:t>
       </w:r>
       <w:r>
         <w:rPr>
@@ -112,7 +112,7 @@
         <w:rPr>
           <w:lang w:val="zh_TW" w:bidi="zh_TW"/>
         </w:rPr>
-        <w:t>Study Notes - Themes (Tyndale)</w:t>
+        <w:t>Tyndale Open Study Notes</w:t>
       </w:r>
     </w:p>
     <w:p>

--- a/zht/docx/017.content.docx
+++ b/zht/docx/017.content.docx
@@ -149,7 +149,7 @@
         <w:rPr>
           <w:lang w:val="zh_TW" w:bidi="zh_TW"/>
         </w:rPr>
-        <w:t>er</w:t>
+        <w:t>fa</w:t>
       </w:r>
       <w:r>
         <w:rPr>
@@ -212,7 +212,7 @@
         <w:rPr>
           <w:lang w:val="zh_TW" w:bidi="zh_TW"/>
         </w:rPr>
-        <w:t>兒女和父母</w:t>
+        <w:t>發怨言</w:t>
       </w:r>
       <w:r>
         <w:rPr>
@@ -231,7 +231,7 @@
         <w:rPr>
           <w:lang w:val="zh_TW" w:bidi="zh_TW"/>
         </w:rPr>
-        <w:t>智慧的兒女使父母大得喜樂，愚昧的兒女卻叫父母憂傷痛苦（</w:t>
+        <w:t>聖經教導我們，發怨言往往是錯誤的行為。例如，以色列人在曠野中因困難而發怨言，神因此施行審判（</w:t>
       </w:r>
       <w:hyperlink r:id="rId13">
         <w:r>
@@ -242,52 +242,16 @@
             <w:color w:val="0000EE"/>
             <w:u w:val="single"/>
           </w:rPr>
-          <w:t>箴10:1，</w:t>
-        </w:r>
-      </w:hyperlink>
-      <w:hyperlink r:id="rId14">
-        <w:r>
-          <w:rPr>
-            <w:lang w:val="zh_TW" w:bidi="zh_TW"/>
-          </w:rPr>
-          <w:rPr>
-            <w:color w:val="0000EE"/>
-            <w:u w:val="single"/>
-          </w:rPr>
-          <w:t>15:20，</w:t>
-        </w:r>
-      </w:hyperlink>
-      <w:hyperlink r:id="rId15">
-        <w:r>
-          <w:rPr>
-            <w:lang w:val="zh_TW" w:bidi="zh_TW"/>
-          </w:rPr>
-          <w:rPr>
-            <w:color w:val="0000EE"/>
-            <w:u w:val="single"/>
-          </w:rPr>
-          <w:t>17:21、</w:t>
-        </w:r>
-      </w:hyperlink>
-      <w:hyperlink r:id="rId16">
-        <w:r>
-          <w:rPr>
-            <w:lang w:val="zh_TW" w:bidi="zh_TW"/>
-          </w:rPr>
-          <w:rPr>
-            <w:color w:val="0000EE"/>
-            <w:u w:val="single"/>
-          </w:rPr>
-          <w:t>25</w:t>
+          <w:t>民14:27–37</w:t>
         </w:r>
       </w:hyperlink>
       <w:r>
         <w:rPr>
           <w:lang w:val="zh_TW" w:bidi="zh_TW"/>
         </w:rPr>
-        <w:t>）。這樣的教導激勵父母引導兒女走向智慧之路，也鼓勵兒女聽從明智的勸誡（</w:t>
+        <w:t>）。雖然約伯常常發怨言，也受到神的責備，但神仍肯定他為義人，並且責備那些企圖使他閉口的朋友（</w:t>
       </w:r>
-      <w:hyperlink r:id="rId17">
+      <w:hyperlink r:id="rId14">
         <w:r>
           <w:rPr>
             <w:lang w:val="zh_TW" w:bidi="zh_TW"/>
@@ -296,7 +260,7 @@
             <w:color w:val="0000EE"/>
             <w:u w:val="single"/>
           </w:rPr>
-          <w:t>19:26–27</w:t>
+          <w:t>約42:7–8</w:t>
         </w:r>
       </w:hyperlink>
       <w:r>
@@ -317,9 +281,9 @@
         <w:rPr>
           <w:lang w:val="zh_TW" w:bidi="zh_TW"/>
         </w:rPr>
-        <w:t>當兒女需要管教時，父母不該逃避責任，否則可能害了孩子（</w:t>
+        <w:t>約伯發怨言，主要是指神沒有給他公平的機會來證明自己的清白。約伯的朋友批評他為自己辯護，但神卻支持約伯的無辜。神以慈愛卻堅定的方式向他顯現，糾正他那過度自我辯解，幾乎指責神不公的態度，並引導約伯將注意力從自身的苦難轉回到神的身上 （</w:t>
       </w:r>
-      <w:hyperlink r:id="rId18">
+      <w:hyperlink r:id="rId15">
         <w:r>
           <w:rPr>
             <w:lang w:val="zh_TW" w:bidi="zh_TW"/>
@@ -328,139 +292,7 @@
             <w:color w:val="0000EE"/>
             <w:u w:val="single"/>
           </w:rPr>
-          <w:t>箴19:18，</w:t>
-        </w:r>
-      </w:hyperlink>
-      <w:hyperlink r:id="rId19">
-        <w:r>
-          <w:rPr>
-            <w:lang w:val="zh_TW" w:bidi="zh_TW"/>
-          </w:rPr>
-          <w:rPr>
-            <w:color w:val="0000EE"/>
-            <w:u w:val="single"/>
-          </w:rPr>
-          <w:t>22:15，</w:t>
-        </w:r>
-      </w:hyperlink>
-      <w:hyperlink r:id="rId20">
-        <w:r>
-          <w:rPr>
-            <w:lang w:val="zh_TW" w:bidi="zh_TW"/>
-          </w:rPr>
-          <w:rPr>
-            <w:color w:val="0000EE"/>
-            <w:u w:val="single"/>
-          </w:rPr>
-          <w:t>23:13–14</w:t>
-        </w:r>
-      </w:hyperlink>
-      <w:r>
-        <w:rPr>
-          <w:lang w:val="zh_TW" w:bidi="zh_TW"/>
-        </w:rPr>
-        <w:t>）。父母應當以自己的智慧與生活榜樣教導兒女認識主（</w:t>
-      </w:r>
-      <w:hyperlink r:id="rId21">
-        <w:r>
-          <w:rPr>
-            <w:lang w:val="zh_TW" w:bidi="zh_TW"/>
-          </w:rPr>
-          <w:rPr>
-            <w:color w:val="0000EE"/>
-            <w:u w:val="single"/>
-          </w:rPr>
-          <w:t>申6:1–25</w:t>
-        </w:r>
-      </w:hyperlink>
-      <w:r>
-        <w:rPr>
-          <w:lang w:val="zh_TW" w:bidi="zh_TW"/>
-        </w:rPr>
-        <w:t>；</w:t>
-      </w:r>
-      <w:hyperlink r:id="rId22">
-        <w:r>
-          <w:rPr>
-            <w:lang w:val="zh_TW" w:bidi="zh_TW"/>
-          </w:rPr>
-          <w:rPr>
-            <w:color w:val="0000EE"/>
-            <w:u w:val="single"/>
-          </w:rPr>
-          <w:t>箴20:7，</w:t>
-        </w:r>
-      </w:hyperlink>
-      <w:hyperlink r:id="rId23">
-        <w:r>
-          <w:rPr>
-            <w:lang w:val="zh_TW" w:bidi="zh_TW"/>
-          </w:rPr>
-          <w:rPr>
-            <w:color w:val="0000EE"/>
-            <w:u w:val="single"/>
-          </w:rPr>
-          <w:t>22:6</w:t>
-        </w:r>
-      </w:hyperlink>
-      <w:r>
-        <w:rPr>
-          <w:lang w:val="zh_TW" w:bidi="zh_TW"/>
-        </w:rPr>
-        <w:t>），也應向他們述說神在歷史中的奇妙作為（</w:t>
-      </w:r>
-      <w:hyperlink r:id="rId24">
-        <w:r>
-          <w:rPr>
-            <w:lang w:val="zh_TW" w:bidi="zh_TW"/>
-          </w:rPr>
-          <w:rPr>
-            <w:color w:val="0000EE"/>
-            <w:u w:val="single"/>
-          </w:rPr>
-          <w:t>詩78:1–8</w:t>
-        </w:r>
-      </w:hyperlink>
-      <w:r>
-        <w:rPr>
-          <w:lang w:val="zh_TW" w:bidi="zh_TW"/>
-        </w:rPr>
-        <w:t>）。這樣的認識能引導兒女走向順服與蒙福之路。兒女也應當尊敬敬虔的父母（</w:t>
-      </w:r>
-      <w:hyperlink r:id="rId25">
-        <w:r>
-          <w:rPr>
-            <w:lang w:val="zh_TW" w:bidi="zh_TW"/>
-          </w:rPr>
-          <w:rPr>
-            <w:color w:val="0000EE"/>
-            <w:u w:val="single"/>
-          </w:rPr>
-          <w:t>箴20:20，</w:t>
-        </w:r>
-      </w:hyperlink>
-      <w:hyperlink r:id="rId26">
-        <w:r>
-          <w:rPr>
-            <w:lang w:val="zh_TW" w:bidi="zh_TW"/>
-          </w:rPr>
-          <w:rPr>
-            <w:color w:val="0000EE"/>
-            <w:u w:val="single"/>
-          </w:rPr>
-          <w:t>30:11–14、</w:t>
-        </w:r>
-      </w:hyperlink>
-      <w:hyperlink r:id="rId27">
-        <w:r>
-          <w:rPr>
-            <w:lang w:val="zh_TW" w:bidi="zh_TW"/>
-          </w:rPr>
-          <w:rPr>
-            <w:color w:val="0000EE"/>
-            <w:u w:val="single"/>
-          </w:rPr>
-          <w:t>17</w:t>
+          <w:t>伯38–41章</w:t>
         </w:r>
       </w:hyperlink>
       <w:r>
@@ -481,9 +313,9 @@
         <w:rPr>
           <w:lang w:val="zh_TW" w:bidi="zh_TW"/>
         </w:rPr>
-        <w:t>箴言強調，一個敬愛並順從神的合一家庭，具有深遠的力量與影響力。這卷書嚴厲警告那些破壞家庭的人（</w:t>
+        <w:t>聖經吩咐我們在一切事上要喜樂、凡事感恩（</w:t>
       </w:r>
-      <w:hyperlink r:id="rId28">
+      <w:hyperlink r:id="rId16">
         <w:r>
           <w:rPr>
             <w:lang w:val="zh_TW" w:bidi="zh_TW"/>
@@ -492,28 +324,16 @@
             <w:color w:val="0000EE"/>
             <w:u w:val="single"/>
           </w:rPr>
-          <w:t>箴6:16–19，</w:t>
-        </w:r>
-      </w:hyperlink>
-      <w:hyperlink r:id="rId29">
-        <w:r>
-          <w:rPr>
-            <w:lang w:val="zh_TW" w:bidi="zh_TW"/>
-          </w:rPr>
-          <w:rPr>
-            <w:color w:val="0000EE"/>
-            <w:u w:val="single"/>
-          </w:rPr>
-          <w:t>11:29</w:t>
+          <w:t>弗5:20</w:t>
         </w:r>
       </w:hyperlink>
       <w:r>
         <w:rPr>
           <w:lang w:val="zh_TW" w:bidi="zh_TW"/>
         </w:rPr>
-        <w:t>），並大大稱讚那些建造家庭的人（見</w:t>
+        <w:t>；</w:t>
       </w:r>
-      <w:hyperlink r:id="rId30">
+      <w:hyperlink r:id="rId17">
         <w:r>
           <w:rPr>
             <w:lang w:val="zh_TW" w:bidi="zh_TW"/>
@@ -522,16 +342,16 @@
             <w:color w:val="0000EE"/>
             <w:u w:val="single"/>
           </w:rPr>
-          <w:t>14:1</w:t>
+          <w:t>腓4:4</w:t>
         </w:r>
       </w:hyperlink>
       <w:r>
         <w:rPr>
           <w:lang w:val="zh_TW" w:bidi="zh_TW"/>
         </w:rPr>
-        <w:t>）。一個倚靠耶和華的家庭，才能真正興盛（</w:t>
+        <w:t>；</w:t>
       </w:r>
-      <w:hyperlink r:id="rId31">
+      <w:hyperlink r:id="rId18">
         <w:r>
           <w:rPr>
             <w:lang w:val="zh_TW" w:bidi="zh_TW"/>
@@ -540,14 +360,98 @@
             <w:color w:val="0000EE"/>
             <w:u w:val="single"/>
           </w:rPr>
-          <w:t>詩127–128篇</w:t>
+          <w:t>帖前5:16–18</w:t>
         </w:r>
       </w:hyperlink>
       <w:r>
         <w:rPr>
           <w:lang w:val="zh_TW" w:bidi="zh_TW"/>
         </w:rPr>
-        <w:t>）。</w:t>
+        <w:t>），也勉勵我們在苦難中忍耐，恆切禱告（</w:t>
+      </w:r>
+      <w:hyperlink r:id="rId19">
+        <w:r>
+          <w:rPr>
+            <w:lang w:val="zh_TW" w:bidi="zh_TW"/>
+          </w:rPr>
+          <w:rPr>
+            <w:color w:val="0000EE"/>
+            <w:u w:val="single"/>
+          </w:rPr>
+          <w:t>雅5:10–18</w:t>
+        </w:r>
+      </w:hyperlink>
+      <w:r>
+        <w:rPr>
+          <w:lang w:val="zh_TW" w:bidi="zh_TW"/>
+        </w:rPr>
+        <w:t>）。若我們在禱告中感到有抱怨的需要，應效法詩篇的範例，它引導我們重新轉向神（例如，見</w:t>
+      </w:r>
+      <w:hyperlink r:id="rId20">
+        <w:r>
+          <w:rPr>
+            <w:lang w:val="zh_TW" w:bidi="zh_TW"/>
+          </w:rPr>
+          <w:rPr>
+            <w:color w:val="0000EE"/>
+            <w:u w:val="single"/>
+          </w:rPr>
+          <w:t>詩13篇</w:t>
+        </w:r>
+      </w:hyperlink>
+      <w:r>
+        <w:rPr>
+          <w:lang w:val="zh_TW" w:bidi="zh_TW"/>
+        </w:rPr>
+        <w:t>）。約伯的正面榜樣，不在於他如何回應苦難或朋友，而是在於他如何回應神（</w:t>
+      </w:r>
+      <w:hyperlink r:id="rId21">
+        <w:r>
+          <w:rPr>
+            <w:lang w:val="zh_TW" w:bidi="zh_TW"/>
+          </w:rPr>
+          <w:rPr>
+            <w:color w:val="0000EE"/>
+            <w:u w:val="single"/>
+          </w:rPr>
+          <w:t>雅5:11</w:t>
+        </w:r>
+      </w:hyperlink>
+      <w:r>
+        <w:rPr>
+          <w:lang w:val="zh_TW" w:bidi="zh_TW"/>
+        </w:rPr>
+        <w:t>；</w:t>
+      </w:r>
+      <w:hyperlink r:id="rId22">
+        <w:r>
+          <w:rPr>
+            <w:lang w:val="zh_TW" w:bidi="zh_TW"/>
+          </w:rPr>
+          <w:rPr>
+            <w:color w:val="0000EE"/>
+            <w:u w:val="single"/>
+          </w:rPr>
+          <w:t>伯40:3–5，</w:t>
+        </w:r>
+      </w:hyperlink>
+      <w:hyperlink r:id="rId23">
+        <w:r>
+          <w:rPr>
+            <w:lang w:val="zh_TW" w:bidi="zh_TW"/>
+          </w:rPr>
+          <w:rPr>
+            <w:color w:val="0000EE"/>
+            <w:u w:val="single"/>
+          </w:rPr>
+          <w:t>42:1–6</w:t>
+        </w:r>
+      </w:hyperlink>
+      <w:r>
+        <w:rPr>
+          <w:lang w:val="zh_TW" w:bidi="zh_TW"/>
+        </w:rPr>
+        <w:t>）。即使身處困苦與迷惘之中，我們仍能承認神的主權與良善。</w:t>
       </w:r>
     </w:p>
     <w:p>
@@ -572,7 +476,7 @@
           <w:lang w:val="zh_TW" w:bidi="zh_TW"/>
         </w:rPr>
       </w:r>
-      <w:hyperlink r:id="rId32">
+      <w:hyperlink r:id="rId24">
         <w:r>
           <w:rPr>
             <w:lang w:val="zh_TW" w:bidi="zh_TW"/>
@@ -581,10 +485,10 @@
             <w:color w:val="0000EE"/>
             <w:u w:val="single"/>
           </w:rPr>
-          <w:t>申5:16，</w:t>
+          <w:t>創4:13–14；</w:t>
         </w:r>
       </w:hyperlink>
-      <w:hyperlink r:id="rId33">
+      <w:hyperlink r:id="rId25">
         <w:r>
           <w:rPr>
             <w:lang w:val="zh_TW" w:bidi="zh_TW"/>
@@ -593,16 +497,52 @@
             <w:color w:val="0000EE"/>
             <w:u w:val="single"/>
           </w:rPr>
-          <w:t>6:1–9</w:t>
+          <w:t>出16:2–18；</w:t>
+        </w:r>
+      </w:hyperlink>
+      <w:hyperlink r:id="rId13">
+        <w:r>
+          <w:rPr>
+            <w:lang w:val="zh_TW" w:bidi="zh_TW"/>
+          </w:rPr>
+          <w:rPr>
+            <w:color w:val="0000EE"/>
+            <w:u w:val="single"/>
+          </w:rPr>
+          <w:t>民14:27–37；</w:t>
+        </w:r>
+      </w:hyperlink>
+      <w:hyperlink r:id="rId26">
+        <w:r>
+          <w:rPr>
+            <w:lang w:val="zh_TW" w:bidi="zh_TW"/>
+          </w:rPr>
+          <w:rPr>
+            <w:color w:val="0000EE"/>
+            <w:u w:val="single"/>
+          </w:rPr>
+          <w:t>王上19:3–18；</w:t>
+        </w:r>
+      </w:hyperlink>
+      <w:hyperlink r:id="rId27">
+        <w:r>
+          <w:rPr>
+            <w:lang w:val="zh_TW" w:bidi="zh_TW"/>
+          </w:rPr>
+          <w:rPr>
+            <w:color w:val="0000EE"/>
+            <w:u w:val="single"/>
+          </w:rPr>
+          <w:t>伯3:1–26</w:t>
         </w:r>
       </w:hyperlink>
       <w:r>
         <w:rPr>
           <w:lang w:val="zh_TW" w:bidi="zh_TW"/>
         </w:rPr>
-        <w:t>、</w:t>
+        <w:t>，</w:t>
       </w:r>
-      <w:hyperlink r:id="rId34">
+      <w:hyperlink r:id="rId28">
         <w:r>
           <w:rPr>
             <w:lang w:val="zh_TW" w:bidi="zh_TW"/>
@@ -611,10 +551,10 @@
             <w:color w:val="0000EE"/>
             <w:u w:val="single"/>
           </w:rPr>
-          <w:t>20–25，</w:t>
+          <w:t>伯6:1–7:21；</w:t>
         </w:r>
       </w:hyperlink>
-      <w:hyperlink r:id="rId35">
+      <w:hyperlink r:id="rId29">
         <w:r>
           <w:rPr>
             <w:lang w:val="zh_TW" w:bidi="zh_TW"/>
@@ -623,16 +563,16 @@
             <w:color w:val="0000EE"/>
             <w:u w:val="single"/>
           </w:rPr>
-          <w:t>7:3–6</w:t>
+          <w:t>詩38篇</w:t>
         </w:r>
       </w:hyperlink>
       <w:r>
         <w:rPr>
           <w:lang w:val="zh_TW" w:bidi="zh_TW"/>
         </w:rPr>
-        <w:t>；</w:t>
+        <w:t>，</w:t>
       </w:r>
-      <w:hyperlink r:id="rId24">
+      <w:hyperlink r:id="rId30">
         <w:r>
           <w:rPr>
             <w:lang w:val="zh_TW" w:bidi="zh_TW"/>
@@ -641,40 +581,16 @@
             <w:color w:val="0000EE"/>
             <w:u w:val="single"/>
           </w:rPr>
-          <w:t>詩78:1–8，</w:t>
-        </w:r>
-      </w:hyperlink>
-      <w:hyperlink r:id="rId36">
-        <w:r>
-          <w:rPr>
-            <w:lang w:val="zh_TW" w:bidi="zh_TW"/>
-          </w:rPr>
-          <w:rPr>
-            <w:color w:val="0000EE"/>
-            <w:u w:val="single"/>
-          </w:rPr>
-          <w:t>103:13，</w:t>
-        </w:r>
-      </w:hyperlink>
-      <w:hyperlink r:id="rId31">
-        <w:r>
-          <w:rPr>
-            <w:lang w:val="zh_TW" w:bidi="zh_TW"/>
-          </w:rPr>
-          <w:rPr>
-            <w:color w:val="0000EE"/>
-            <w:u w:val="single"/>
-          </w:rPr>
-          <w:t>127:1–128:6</w:t>
+          <w:t>詩39篇</w:t>
         </w:r>
       </w:hyperlink>
       <w:r>
         <w:rPr>
           <w:lang w:val="zh_TW" w:bidi="zh_TW"/>
         </w:rPr>
-        <w:t>；</w:t>
+        <w:t>，</w:t>
       </w:r>
-      <w:hyperlink r:id="rId37">
+      <w:hyperlink r:id="rId31">
         <w:r>
           <w:rPr>
             <w:lang w:val="zh_TW" w:bidi="zh_TW"/>
@@ -683,64 +599,16 @@
             <w:color w:val="0000EE"/>
             <w:u w:val="single"/>
           </w:rPr>
-          <w:t>箴1:8–9，</w:t>
-        </w:r>
-      </w:hyperlink>
-      <w:hyperlink r:id="rId38">
-        <w:r>
-          <w:rPr>
-            <w:lang w:val="zh_TW" w:bidi="zh_TW"/>
-          </w:rPr>
-          <w:rPr>
-            <w:color w:val="0000EE"/>
-            <w:u w:val="single"/>
-          </w:rPr>
-          <w:t>3:1–2，</w:t>
-        </w:r>
-      </w:hyperlink>
-      <w:hyperlink r:id="rId39">
-        <w:r>
-          <w:rPr>
-            <w:lang w:val="zh_TW" w:bidi="zh_TW"/>
-          </w:rPr>
-          <w:rPr>
-            <w:color w:val="0000EE"/>
-            <w:u w:val="single"/>
-          </w:rPr>
-          <w:t>4:1–4，</w:t>
-        </w:r>
-      </w:hyperlink>
-      <w:hyperlink r:id="rId13">
-        <w:r>
-          <w:rPr>
-            <w:lang w:val="zh_TW" w:bidi="zh_TW"/>
-          </w:rPr>
-          <w:rPr>
-            <w:color w:val="0000EE"/>
-            <w:u w:val="single"/>
-          </w:rPr>
-          <w:t>10:1，</w:t>
-        </w:r>
-      </w:hyperlink>
-      <w:hyperlink r:id="rId40">
-        <w:r>
-          <w:rPr>
-            <w:lang w:val="zh_TW" w:bidi="zh_TW"/>
-          </w:rPr>
-          <w:rPr>
-            <w:color w:val="0000EE"/>
-            <w:u w:val="single"/>
-          </w:rPr>
-          <w:t>11:21</w:t>
+          <w:t>詩44篇</w:t>
         </w:r>
       </w:hyperlink>
       <w:r>
         <w:rPr>
           <w:lang w:val="zh_TW" w:bidi="zh_TW"/>
         </w:rPr>
-        <w:t>、</w:t>
+        <w:t>，</w:t>
       </w:r>
-      <w:hyperlink r:id="rId29">
+      <w:hyperlink r:id="rId32">
         <w:r>
           <w:rPr>
             <w:lang w:val="zh_TW" w:bidi="zh_TW"/>
@@ -749,10 +617,10 @@
             <w:color w:val="0000EE"/>
             <w:u w:val="single"/>
           </w:rPr>
-          <w:t>29，</w:t>
+          <w:t>詩73篇；</w:t>
         </w:r>
       </w:hyperlink>
-      <w:hyperlink r:id="rId41">
+      <w:hyperlink r:id="rId33">
         <w:r>
           <w:rPr>
             <w:lang w:val="zh_TW" w:bidi="zh_TW"/>
@@ -761,10 +629,10 @@
             <w:color w:val="0000EE"/>
             <w:u w:val="single"/>
           </w:rPr>
-          <w:t>12:7，</w:t>
+          <w:t>耶20:14–18；</w:t>
         </w:r>
       </w:hyperlink>
-      <w:hyperlink r:id="rId42">
+      <w:hyperlink r:id="rId34">
         <w:r>
           <w:rPr>
             <w:lang w:val="zh_TW" w:bidi="zh_TW"/>
@@ -773,10 +641,10 @@
             <w:color w:val="0000EE"/>
             <w:u w:val="single"/>
           </w:rPr>
-          <w:t>13:22，</w:t>
+          <w:t>拿4:1–11；</w:t>
         </w:r>
       </w:hyperlink>
-      <w:hyperlink r:id="rId30">
+      <w:hyperlink r:id="rId35">
         <w:r>
           <w:rPr>
             <w:lang w:val="zh_TW" w:bidi="zh_TW"/>
@@ -785,10 +653,10 @@
             <w:color w:val="0000EE"/>
             <w:u w:val="single"/>
           </w:rPr>
-          <w:t>14:1，</w:t>
+          <w:t>太27:46；</w:t>
         </w:r>
       </w:hyperlink>
-      <w:hyperlink r:id="rId14">
+      <w:hyperlink r:id="rId36">
         <w:r>
           <w:rPr>
             <w:lang w:val="zh_TW" w:bidi="zh_TW"/>
@@ -797,10 +665,10 @@
             <w:color w:val="0000EE"/>
             <w:u w:val="single"/>
           </w:rPr>
-          <w:t>15:20，</w:t>
+          <w:t>約6:41–59；</w:t>
         </w:r>
       </w:hyperlink>
-      <w:hyperlink r:id="rId15">
+      <w:hyperlink r:id="rId37">
         <w:r>
           <w:rPr>
             <w:lang w:val="zh_TW" w:bidi="zh_TW"/>
@@ -809,15 +677,9 @@
             <w:color w:val="0000EE"/>
             <w:u w:val="single"/>
           </w:rPr>
-          <w:t>17:21</w:t>
+          <w:t>林前10:1–10；</w:t>
         </w:r>
       </w:hyperlink>
-      <w:r>
-        <w:rPr>
-          <w:lang w:val="zh_TW" w:bidi="zh_TW"/>
-        </w:rPr>
-        <w:t>、</w:t>
-      </w:r>
       <w:hyperlink r:id="rId16">
         <w:r>
           <w:rPr>
@@ -827,10 +689,10 @@
             <w:color w:val="0000EE"/>
             <w:u w:val="single"/>
           </w:rPr>
-          <w:t>25，</w:t>
+          <w:t>弗5:20；</w:t>
         </w:r>
       </w:hyperlink>
-      <w:hyperlink r:id="rId18">
+      <w:hyperlink r:id="rId38">
         <w:r>
           <w:rPr>
             <w:lang w:val="zh_TW" w:bidi="zh_TW"/>
@@ -839,16 +701,10 @@
             <w:color w:val="0000EE"/>
             <w:u w:val="single"/>
           </w:rPr>
-          <w:t>19:18</w:t>
+          <w:t>腓2:14–15；</w:t>
         </w:r>
       </w:hyperlink>
-      <w:r>
-        <w:rPr>
-          <w:lang w:val="zh_TW" w:bidi="zh_TW"/>
-        </w:rPr>
-        <w:t>、</w:t>
-      </w:r>
-      <w:hyperlink r:id="rId43">
+      <w:hyperlink r:id="rId39">
         <w:r>
           <w:rPr>
             <w:lang w:val="zh_TW" w:bidi="zh_TW"/>
@@ -857,205 +713,7 @@
             <w:color w:val="0000EE"/>
             <w:u w:val="single"/>
           </w:rPr>
-          <w:t>26，</w:t>
-        </w:r>
-      </w:hyperlink>
-      <w:hyperlink r:id="rId22">
-        <w:r>
-          <w:rPr>
-            <w:lang w:val="zh_TW" w:bidi="zh_TW"/>
-          </w:rPr>
-          <w:rPr>
-            <w:color w:val="0000EE"/>
-            <w:u w:val="single"/>
-          </w:rPr>
-          <w:t>20:7</w:t>
-        </w:r>
-      </w:hyperlink>
-      <w:r>
-        <w:rPr>
-          <w:lang w:val="zh_TW" w:bidi="zh_TW"/>
-        </w:rPr>
-        <w:t>、</w:t>
-      </w:r>
-      <w:hyperlink r:id="rId25">
-        <w:r>
-          <w:rPr>
-            <w:lang w:val="zh_TW" w:bidi="zh_TW"/>
-          </w:rPr>
-          <w:rPr>
-            <w:color w:val="0000EE"/>
-            <w:u w:val="single"/>
-          </w:rPr>
-          <w:t>20，</w:t>
-        </w:r>
-      </w:hyperlink>
-      <w:hyperlink r:id="rId23">
-        <w:r>
-          <w:rPr>
-            <w:lang w:val="zh_TW" w:bidi="zh_TW"/>
-          </w:rPr>
-          <w:rPr>
-            <w:color w:val="0000EE"/>
-            <w:u w:val="single"/>
-          </w:rPr>
-          <w:t>22:6</w:t>
-        </w:r>
-      </w:hyperlink>
-      <w:r>
-        <w:rPr>
-          <w:lang w:val="zh_TW" w:bidi="zh_TW"/>
-        </w:rPr>
-        <w:t>、</w:t>
-      </w:r>
-      <w:hyperlink r:id="rId19">
-        <w:r>
-          <w:rPr>
-            <w:lang w:val="zh_TW" w:bidi="zh_TW"/>
-          </w:rPr>
-          <w:rPr>
-            <w:color w:val="0000EE"/>
-            <w:u w:val="single"/>
-          </w:rPr>
-          <w:t>15，</w:t>
-        </w:r>
-      </w:hyperlink>
-      <w:hyperlink r:id="rId20">
-        <w:r>
-          <w:rPr>
-            <w:lang w:val="zh_TW" w:bidi="zh_TW"/>
-          </w:rPr>
-          <w:rPr>
-            <w:color w:val="0000EE"/>
-            <w:u w:val="single"/>
-          </w:rPr>
-          <w:t>23:13–14，</w:t>
-        </w:r>
-      </w:hyperlink>
-      <w:hyperlink r:id="rId44">
-        <w:r>
-          <w:rPr>
-            <w:lang w:val="zh_TW" w:bidi="zh_TW"/>
-          </w:rPr>
-          <w:rPr>
-            <w:color w:val="0000EE"/>
-            <w:u w:val="single"/>
-          </w:rPr>
-          <w:t>29:15</w:t>
-        </w:r>
-      </w:hyperlink>
-      <w:r>
-        <w:rPr>
-          <w:lang w:val="zh_TW" w:bidi="zh_TW"/>
-        </w:rPr>
-        <w:t>、</w:t>
-      </w:r>
-      <w:hyperlink r:id="rId45">
-        <w:r>
-          <w:rPr>
-            <w:lang w:val="zh_TW" w:bidi="zh_TW"/>
-          </w:rPr>
-          <w:rPr>
-            <w:color w:val="0000EE"/>
-            <w:u w:val="single"/>
-          </w:rPr>
-          <w:t>17，</w:t>
-        </w:r>
-      </w:hyperlink>
-      <w:hyperlink r:id="rId26">
-        <w:r>
-          <w:rPr>
-            <w:lang w:val="zh_TW" w:bidi="zh_TW"/>
-          </w:rPr>
-          <w:rPr>
-            <w:color w:val="0000EE"/>
-            <w:u w:val="single"/>
-          </w:rPr>
-          <w:t>30:11–14</w:t>
-        </w:r>
-      </w:hyperlink>
-      <w:r>
-        <w:rPr>
-          <w:lang w:val="zh_TW" w:bidi="zh_TW"/>
-        </w:rPr>
-        <w:t>、</w:t>
-      </w:r>
-      <w:hyperlink r:id="rId27">
-        <w:r>
-          <w:rPr>
-            <w:lang w:val="zh_TW" w:bidi="zh_TW"/>
-          </w:rPr>
-          <w:rPr>
-            <w:color w:val="0000EE"/>
-            <w:u w:val="single"/>
-          </w:rPr>
-          <w:t>17</w:t>
-        </w:r>
-      </w:hyperlink>
-      <w:r>
-        <w:rPr>
-          <w:lang w:val="zh_TW" w:bidi="zh_TW"/>
-        </w:rPr>
-        <w:t>；</w:t>
-      </w:r>
-      <w:hyperlink r:id="rId46">
-        <w:r>
-          <w:rPr>
-            <w:lang w:val="zh_TW" w:bidi="zh_TW"/>
-          </w:rPr>
-          <w:rPr>
-            <w:color w:val="0000EE"/>
-            <w:u w:val="single"/>
-          </w:rPr>
-          <w:t>可7:9–13</w:t>
-        </w:r>
-      </w:hyperlink>
-      <w:r>
-        <w:rPr>
-          <w:lang w:val="zh_TW" w:bidi="zh_TW"/>
-        </w:rPr>
-        <w:t>；</w:t>
-      </w:r>
-      <w:hyperlink r:id="rId47">
-        <w:r>
-          <w:rPr>
-            <w:lang w:val="zh_TW" w:bidi="zh_TW"/>
-          </w:rPr>
-          <w:rPr>
-            <w:color w:val="0000EE"/>
-            <w:u w:val="single"/>
-          </w:rPr>
-          <w:t>路1:17，</w:t>
-        </w:r>
-      </w:hyperlink>
-      <w:hyperlink r:id="rId48">
-        <w:r>
-          <w:rPr>
-            <w:lang w:val="zh_TW" w:bidi="zh_TW"/>
-          </w:rPr>
-          <w:rPr>
-            <w:color w:val="0000EE"/>
-            <w:u w:val="single"/>
-          </w:rPr>
-          <w:t>18:29–30</w:t>
-        </w:r>
-      </w:hyperlink>
-      <w:r>
-        <w:rPr>
-          <w:lang w:val="zh_TW" w:bidi="zh_TW"/>
-        </w:rPr>
-        <w:t>；</w:t>
-      </w:r>
-      <w:hyperlink r:id="rId49">
-        <w:r>
-          <w:rPr>
-            <w:lang w:val="zh_TW" w:bidi="zh_TW"/>
-          </w:rPr>
-          <w:rPr>
-            <w:color w:val="0000EE"/>
-            <w:u w:val="single"/>
-          </w:rPr>
-          <w:t>弗6:1–4</w:t>
+          <w:t>雅5:9–11</w:t>
         </w:r>
       </w:hyperlink>
       <w:r>

--- a/zht/docx/017.content.docx
+++ b/zht/docx/017.content.docx
@@ -19,7 +19,7 @@
         <w:rPr>
           <w:lang w:val="zh_TW" w:bidi="zh_TW"/>
         </w:rPr>
-        <w:t>Resource: Tyndale Open Study Notes</w:t>
+        <w:t>Resource: Aquifer Open Study Notes (Themes)</w:t>
       </w:r>
       <w:r>
         <w:rPr>
@@ -112,7 +112,7 @@
         <w:rPr>
           <w:lang w:val="zh_TW" w:bidi="zh_TW"/>
         </w:rPr>
-        <w:t>Tyndale Open Study Notes</w:t>
+        <w:t>Aquifer Open Study Notes (Themes)</w:t>
       </w:r>
     </w:p>
     <w:p>

--- a/zht/docx/017.content.docx
+++ b/zht/docx/017.content.docx
@@ -233,36 +233,24 @@
         </w:rPr>
         <w:t>聖經教導我們，發怨言往往是錯誤的行為。例如，以色列人在曠野中因困難而發怨言，神因此施行審判（</w:t>
       </w:r>
-      <w:hyperlink r:id="rId13">
-        <w:r>
-          <w:rPr>
-            <w:lang w:val="zh_TW" w:bidi="zh_TW"/>
-          </w:rPr>
-          <w:rPr>
-            <w:color w:val="0000EE"/>
-            <w:u w:val="single"/>
-          </w:rPr>
-          <w:t>民14:27–37</w:t>
-        </w:r>
-      </w:hyperlink>
+      <w:r>
+        <w:rPr>
+          <w:lang w:val="zh_TW" w:bidi="zh_TW"/>
+        </w:rPr>
+        <w:t>民14:27–37</w:t>
+      </w:r>
       <w:r>
         <w:rPr>
           <w:lang w:val="zh_TW" w:bidi="zh_TW"/>
         </w:rPr>
         <w:t>）。雖然約伯常常發怨言，也受到神的責備，但神仍肯定他為義人，並且責備那些企圖使他閉口的朋友（</w:t>
       </w:r>
-      <w:hyperlink r:id="rId14">
-        <w:r>
-          <w:rPr>
-            <w:lang w:val="zh_TW" w:bidi="zh_TW"/>
-          </w:rPr>
-          <w:rPr>
-            <w:color w:val="0000EE"/>
-            <w:u w:val="single"/>
-          </w:rPr>
-          <w:t>約42:7–8</w:t>
-        </w:r>
-      </w:hyperlink>
+      <w:r>
+        <w:rPr>
+          <w:lang w:val="zh_TW" w:bidi="zh_TW"/>
+        </w:rPr>
+        <w:t>約42:7–8</w:t>
+      </w:r>
       <w:r>
         <w:rPr>
           <w:lang w:val="zh_TW" w:bidi="zh_TW"/>
@@ -283,18 +271,12 @@
         </w:rPr>
         <w:t>約伯發怨言，主要是指神沒有給他公平的機會來證明自己的清白。約伯的朋友批評他為自己辯護，但神卻支持約伯的無辜。神以慈愛卻堅定的方式向他顯現，糾正他那過度自我辯解，幾乎指責神不公的態度，並引導約伯將注意力從自身的苦難轉回到神的身上 （</w:t>
       </w:r>
-      <w:hyperlink r:id="rId15">
-        <w:r>
-          <w:rPr>
-            <w:lang w:val="zh_TW" w:bidi="zh_TW"/>
-          </w:rPr>
-          <w:rPr>
-            <w:color w:val="0000EE"/>
-            <w:u w:val="single"/>
-          </w:rPr>
-          <w:t>伯38–41章</w:t>
-        </w:r>
-      </w:hyperlink>
+      <w:r>
+        <w:rPr>
+          <w:lang w:val="zh_TW" w:bidi="zh_TW"/>
+        </w:rPr>
+        <w:t>伯38–41章</w:t>
+      </w:r>
       <w:r>
         <w:rPr>
           <w:lang w:val="zh_TW" w:bidi="zh_TW"/>
@@ -315,138 +297,90 @@
         </w:rPr>
         <w:t>聖經吩咐我們在一切事上要喜樂、凡事感恩（</w:t>
       </w:r>
-      <w:hyperlink r:id="rId16">
-        <w:r>
-          <w:rPr>
-            <w:lang w:val="zh_TW" w:bidi="zh_TW"/>
-          </w:rPr>
-          <w:rPr>
-            <w:color w:val="0000EE"/>
-            <w:u w:val="single"/>
-          </w:rPr>
-          <w:t>弗5:20</w:t>
-        </w:r>
-      </w:hyperlink>
+      <w:r>
+        <w:rPr>
+          <w:lang w:val="zh_TW" w:bidi="zh_TW"/>
+        </w:rPr>
+        <w:t>弗5:20</w:t>
+      </w:r>
       <w:r>
         <w:rPr>
           <w:lang w:val="zh_TW" w:bidi="zh_TW"/>
         </w:rPr>
         <w:t>；</w:t>
       </w:r>
-      <w:hyperlink r:id="rId17">
-        <w:r>
-          <w:rPr>
-            <w:lang w:val="zh_TW" w:bidi="zh_TW"/>
-          </w:rPr>
-          <w:rPr>
-            <w:color w:val="0000EE"/>
-            <w:u w:val="single"/>
-          </w:rPr>
-          <w:t>腓4:4</w:t>
-        </w:r>
-      </w:hyperlink>
+      <w:r>
+        <w:rPr>
+          <w:lang w:val="zh_TW" w:bidi="zh_TW"/>
+        </w:rPr>
+        <w:t>腓4:4</w:t>
+      </w:r>
       <w:r>
         <w:rPr>
           <w:lang w:val="zh_TW" w:bidi="zh_TW"/>
         </w:rPr>
         <w:t>；</w:t>
       </w:r>
-      <w:hyperlink r:id="rId18">
-        <w:r>
-          <w:rPr>
-            <w:lang w:val="zh_TW" w:bidi="zh_TW"/>
-          </w:rPr>
-          <w:rPr>
-            <w:color w:val="0000EE"/>
-            <w:u w:val="single"/>
-          </w:rPr>
-          <w:t>帖前5:16–18</w:t>
-        </w:r>
-      </w:hyperlink>
+      <w:r>
+        <w:rPr>
+          <w:lang w:val="zh_TW" w:bidi="zh_TW"/>
+        </w:rPr>
+        <w:t>帖前5:16–18</w:t>
+      </w:r>
       <w:r>
         <w:rPr>
           <w:lang w:val="zh_TW" w:bidi="zh_TW"/>
         </w:rPr>
         <w:t>），也勉勵我們在苦難中忍耐，恆切禱告（</w:t>
       </w:r>
-      <w:hyperlink r:id="rId19">
-        <w:r>
-          <w:rPr>
-            <w:lang w:val="zh_TW" w:bidi="zh_TW"/>
-          </w:rPr>
-          <w:rPr>
-            <w:color w:val="0000EE"/>
-            <w:u w:val="single"/>
-          </w:rPr>
-          <w:t>雅5:10–18</w:t>
-        </w:r>
-      </w:hyperlink>
+      <w:r>
+        <w:rPr>
+          <w:lang w:val="zh_TW" w:bidi="zh_TW"/>
+        </w:rPr>
+        <w:t>雅5:10–18</w:t>
+      </w:r>
       <w:r>
         <w:rPr>
           <w:lang w:val="zh_TW" w:bidi="zh_TW"/>
         </w:rPr>
         <w:t>）。若我們在禱告中感到有抱怨的需要，應效法詩篇的範例，它引導我們重新轉向神（例如，見</w:t>
       </w:r>
-      <w:hyperlink r:id="rId20">
-        <w:r>
-          <w:rPr>
-            <w:lang w:val="zh_TW" w:bidi="zh_TW"/>
-          </w:rPr>
-          <w:rPr>
-            <w:color w:val="0000EE"/>
-            <w:u w:val="single"/>
-          </w:rPr>
-          <w:t>詩13篇</w:t>
-        </w:r>
-      </w:hyperlink>
+      <w:r>
+        <w:rPr>
+          <w:lang w:val="zh_TW" w:bidi="zh_TW"/>
+        </w:rPr>
+        <w:t>詩13篇</w:t>
+      </w:r>
       <w:r>
         <w:rPr>
           <w:lang w:val="zh_TW" w:bidi="zh_TW"/>
         </w:rPr>
         <w:t>）。約伯的正面榜樣，不在於他如何回應苦難或朋友，而是在於他如何回應神（</w:t>
       </w:r>
-      <w:hyperlink r:id="rId21">
-        <w:r>
-          <w:rPr>
-            <w:lang w:val="zh_TW" w:bidi="zh_TW"/>
-          </w:rPr>
-          <w:rPr>
-            <w:color w:val="0000EE"/>
-            <w:u w:val="single"/>
-          </w:rPr>
-          <w:t>雅5:11</w:t>
-        </w:r>
-      </w:hyperlink>
+      <w:r>
+        <w:rPr>
+          <w:lang w:val="zh_TW" w:bidi="zh_TW"/>
+        </w:rPr>
+        <w:t>雅5:11</w:t>
+      </w:r>
       <w:r>
         <w:rPr>
           <w:lang w:val="zh_TW" w:bidi="zh_TW"/>
         </w:rPr>
         <w:t>；</w:t>
       </w:r>
-      <w:hyperlink r:id="rId22">
-        <w:r>
-          <w:rPr>
-            <w:lang w:val="zh_TW" w:bidi="zh_TW"/>
-          </w:rPr>
-          <w:rPr>
-            <w:color w:val="0000EE"/>
-            <w:u w:val="single"/>
-          </w:rPr>
-          <w:t>伯40:3–5，</w:t>
-        </w:r>
-      </w:hyperlink>
-      <w:hyperlink r:id="rId23">
-        <w:r>
-          <w:rPr>
-            <w:lang w:val="zh_TW" w:bidi="zh_TW"/>
-          </w:rPr>
-          <w:rPr>
-            <w:color w:val="0000EE"/>
-            <w:u w:val="single"/>
-          </w:rPr>
-          <w:t>42:1–6</w:t>
-        </w:r>
-      </w:hyperlink>
+      <w:r>
+        <w:rPr>
+          <w:lang w:val="zh_TW" w:bidi="zh_TW"/>
+        </w:rPr>
+        <w:t>伯40:3–5，</w:t>
+      </w:r>
+      <w:r>
+        <w:rPr>
+          <w:lang w:val="zh_TW" w:bidi="zh_TW"/>
+        </w:rPr>
+        <w:t>42:1–6</w:t>
+      </w:r>
       <w:r>
         <w:rPr>
           <w:lang w:val="zh_TW" w:bidi="zh_TW"/>
@@ -476,246 +410,138 @@
           <w:lang w:val="zh_TW" w:bidi="zh_TW"/>
         </w:rPr>
       </w:r>
-      <w:hyperlink r:id="rId24">
-        <w:r>
-          <w:rPr>
-            <w:lang w:val="zh_TW" w:bidi="zh_TW"/>
-          </w:rPr>
-          <w:rPr>
-            <w:color w:val="0000EE"/>
-            <w:u w:val="single"/>
-          </w:rPr>
-          <w:t>創4:13–14；</w:t>
-        </w:r>
-      </w:hyperlink>
-      <w:hyperlink r:id="rId25">
-        <w:r>
-          <w:rPr>
-            <w:lang w:val="zh_TW" w:bidi="zh_TW"/>
-          </w:rPr>
-          <w:rPr>
-            <w:color w:val="0000EE"/>
-            <w:u w:val="single"/>
-          </w:rPr>
-          <w:t>出16:2–18；</w:t>
-        </w:r>
-      </w:hyperlink>
-      <w:hyperlink r:id="rId13">
-        <w:r>
-          <w:rPr>
-            <w:lang w:val="zh_TW" w:bidi="zh_TW"/>
-          </w:rPr>
-          <w:rPr>
-            <w:color w:val="0000EE"/>
-            <w:u w:val="single"/>
-          </w:rPr>
-          <w:t>民14:27–37；</w:t>
-        </w:r>
-      </w:hyperlink>
-      <w:hyperlink r:id="rId26">
-        <w:r>
-          <w:rPr>
-            <w:lang w:val="zh_TW" w:bidi="zh_TW"/>
-          </w:rPr>
-          <w:rPr>
-            <w:color w:val="0000EE"/>
-            <w:u w:val="single"/>
-          </w:rPr>
-          <w:t>王上19:3–18；</w:t>
-        </w:r>
-      </w:hyperlink>
-      <w:hyperlink r:id="rId27">
-        <w:r>
-          <w:rPr>
-            <w:lang w:val="zh_TW" w:bidi="zh_TW"/>
-          </w:rPr>
-          <w:rPr>
-            <w:color w:val="0000EE"/>
-            <w:u w:val="single"/>
-          </w:rPr>
-          <w:t>伯3:1–26</w:t>
-        </w:r>
-      </w:hyperlink>
+      <w:r>
+        <w:rPr>
+          <w:lang w:val="zh_TW" w:bidi="zh_TW"/>
+        </w:rPr>
+        <w:t>創4:13–14；</w:t>
+      </w:r>
+      <w:r>
+        <w:rPr>
+          <w:lang w:val="zh_TW" w:bidi="zh_TW"/>
+        </w:rPr>
+        <w:t>出16:2–18；</w:t>
+      </w:r>
+      <w:r>
+        <w:rPr>
+          <w:lang w:val="zh_TW" w:bidi="zh_TW"/>
+        </w:rPr>
+        <w:t>民14:27–37；</w:t>
+      </w:r>
+      <w:r>
+        <w:rPr>
+          <w:lang w:val="zh_TW" w:bidi="zh_TW"/>
+        </w:rPr>
+        <w:t>王上19:3–18；</w:t>
+      </w:r>
+      <w:r>
+        <w:rPr>
+          <w:lang w:val="zh_TW" w:bidi="zh_TW"/>
+        </w:rPr>
+        <w:t>伯3:1–26</w:t>
+      </w:r>
       <w:r>
         <w:rPr>
           <w:lang w:val="zh_TW" w:bidi="zh_TW"/>
         </w:rPr>
         <w:t>，</w:t>
       </w:r>
-      <w:hyperlink r:id="rId28">
-        <w:r>
-          <w:rPr>
-            <w:lang w:val="zh_TW" w:bidi="zh_TW"/>
-          </w:rPr>
-          <w:rPr>
-            <w:color w:val="0000EE"/>
-            <w:u w:val="single"/>
-          </w:rPr>
-          <w:t>伯6:1–7:21；</w:t>
-        </w:r>
-      </w:hyperlink>
-      <w:hyperlink r:id="rId29">
-        <w:r>
-          <w:rPr>
-            <w:lang w:val="zh_TW" w:bidi="zh_TW"/>
-          </w:rPr>
-          <w:rPr>
-            <w:color w:val="0000EE"/>
-            <w:u w:val="single"/>
-          </w:rPr>
-          <w:t>詩38篇</w:t>
-        </w:r>
-      </w:hyperlink>
+      <w:r>
+        <w:rPr>
+          <w:lang w:val="zh_TW" w:bidi="zh_TW"/>
+        </w:rPr>
+        <w:t>伯6:1–7:21；</w:t>
+      </w:r>
+      <w:r>
+        <w:rPr>
+          <w:lang w:val="zh_TW" w:bidi="zh_TW"/>
+        </w:rPr>
+        <w:t>詩38篇</w:t>
+      </w:r>
       <w:r>
         <w:rPr>
           <w:lang w:val="zh_TW" w:bidi="zh_TW"/>
         </w:rPr>
         <w:t>，</w:t>
       </w:r>
-      <w:hyperlink r:id="rId30">
-        <w:r>
-          <w:rPr>
-            <w:lang w:val="zh_TW" w:bidi="zh_TW"/>
-          </w:rPr>
-          <w:rPr>
-            <w:color w:val="0000EE"/>
-            <w:u w:val="single"/>
-          </w:rPr>
-          <w:t>詩39篇</w:t>
-        </w:r>
-      </w:hyperlink>
+      <w:r>
+        <w:rPr>
+          <w:lang w:val="zh_TW" w:bidi="zh_TW"/>
+        </w:rPr>
+        <w:t>詩39篇</w:t>
+      </w:r>
       <w:r>
         <w:rPr>
           <w:lang w:val="zh_TW" w:bidi="zh_TW"/>
         </w:rPr>
         <w:t>，</w:t>
       </w:r>
-      <w:hyperlink r:id="rId31">
-        <w:r>
-          <w:rPr>
-            <w:lang w:val="zh_TW" w:bidi="zh_TW"/>
-          </w:rPr>
-          <w:rPr>
-            <w:color w:val="0000EE"/>
-            <w:u w:val="single"/>
-          </w:rPr>
-          <w:t>詩44篇</w:t>
-        </w:r>
-      </w:hyperlink>
+      <w:r>
+        <w:rPr>
+          <w:lang w:val="zh_TW" w:bidi="zh_TW"/>
+        </w:rPr>
+        <w:t>詩44篇</w:t>
+      </w:r>
       <w:r>
         <w:rPr>
           <w:lang w:val="zh_TW" w:bidi="zh_TW"/>
         </w:rPr>
         <w:t>，</w:t>
       </w:r>
-      <w:hyperlink r:id="rId32">
-        <w:r>
-          <w:rPr>
-            <w:lang w:val="zh_TW" w:bidi="zh_TW"/>
-          </w:rPr>
-          <w:rPr>
-            <w:color w:val="0000EE"/>
-            <w:u w:val="single"/>
-          </w:rPr>
-          <w:t>詩73篇；</w:t>
-        </w:r>
-      </w:hyperlink>
-      <w:hyperlink r:id="rId33">
-        <w:r>
-          <w:rPr>
-            <w:lang w:val="zh_TW" w:bidi="zh_TW"/>
-          </w:rPr>
-          <w:rPr>
-            <w:color w:val="0000EE"/>
-            <w:u w:val="single"/>
-          </w:rPr>
-          <w:t>耶20:14–18；</w:t>
-        </w:r>
-      </w:hyperlink>
-      <w:hyperlink r:id="rId34">
-        <w:r>
-          <w:rPr>
-            <w:lang w:val="zh_TW" w:bidi="zh_TW"/>
-          </w:rPr>
-          <w:rPr>
-            <w:color w:val="0000EE"/>
-            <w:u w:val="single"/>
-          </w:rPr>
-          <w:t>拿4:1–11；</w:t>
-        </w:r>
-      </w:hyperlink>
-      <w:hyperlink r:id="rId35">
-        <w:r>
-          <w:rPr>
-            <w:lang w:val="zh_TW" w:bidi="zh_TW"/>
-          </w:rPr>
-          <w:rPr>
-            <w:color w:val="0000EE"/>
-            <w:u w:val="single"/>
-          </w:rPr>
-          <w:t>太27:46；</w:t>
-        </w:r>
-      </w:hyperlink>
-      <w:hyperlink r:id="rId36">
-        <w:r>
-          <w:rPr>
-            <w:lang w:val="zh_TW" w:bidi="zh_TW"/>
-          </w:rPr>
-          <w:rPr>
-            <w:color w:val="0000EE"/>
-            <w:u w:val="single"/>
-          </w:rPr>
-          <w:t>約6:41–59；</w:t>
-        </w:r>
-      </w:hyperlink>
-      <w:hyperlink r:id="rId37">
-        <w:r>
-          <w:rPr>
-            <w:lang w:val="zh_TW" w:bidi="zh_TW"/>
-          </w:rPr>
-          <w:rPr>
-            <w:color w:val="0000EE"/>
-            <w:u w:val="single"/>
-          </w:rPr>
-          <w:t>林前10:1–10；</w:t>
-        </w:r>
-      </w:hyperlink>
-      <w:hyperlink r:id="rId16">
-        <w:r>
-          <w:rPr>
-            <w:lang w:val="zh_TW" w:bidi="zh_TW"/>
-          </w:rPr>
-          <w:rPr>
-            <w:color w:val="0000EE"/>
-            <w:u w:val="single"/>
-          </w:rPr>
-          <w:t>弗5:20；</w:t>
-        </w:r>
-      </w:hyperlink>
-      <w:hyperlink r:id="rId38">
-        <w:r>
-          <w:rPr>
-            <w:lang w:val="zh_TW" w:bidi="zh_TW"/>
-          </w:rPr>
-          <w:rPr>
-            <w:color w:val="0000EE"/>
-            <w:u w:val="single"/>
-          </w:rPr>
-          <w:t>腓2:14–15；</w:t>
-        </w:r>
-      </w:hyperlink>
-      <w:hyperlink r:id="rId39">
-        <w:r>
-          <w:rPr>
-            <w:lang w:val="zh_TW" w:bidi="zh_TW"/>
-          </w:rPr>
-          <w:rPr>
-            <w:color w:val="0000EE"/>
-            <w:u w:val="single"/>
-          </w:rPr>
-          <w:t>雅5:9–11</w:t>
-        </w:r>
-      </w:hyperlink>
+      <w:r>
+        <w:rPr>
+          <w:lang w:val="zh_TW" w:bidi="zh_TW"/>
+        </w:rPr>
+        <w:t>詩73篇；</w:t>
+      </w:r>
+      <w:r>
+        <w:rPr>
+          <w:lang w:val="zh_TW" w:bidi="zh_TW"/>
+        </w:rPr>
+        <w:t>耶20:14–18；</w:t>
+      </w:r>
+      <w:r>
+        <w:rPr>
+          <w:lang w:val="zh_TW" w:bidi="zh_TW"/>
+        </w:rPr>
+        <w:t>拿4:1–11；</w:t>
+      </w:r>
+      <w:r>
+        <w:rPr>
+          <w:lang w:val="zh_TW" w:bidi="zh_TW"/>
+        </w:rPr>
+        <w:t>太27:46；</w:t>
+      </w:r>
+      <w:r>
+        <w:rPr>
+          <w:lang w:val="zh_TW" w:bidi="zh_TW"/>
+        </w:rPr>
+        <w:t>約6:41–59；</w:t>
+      </w:r>
+      <w:r>
+        <w:rPr>
+          <w:lang w:val="zh_TW" w:bidi="zh_TW"/>
+        </w:rPr>
+        <w:t>林前10:1–10；</w:t>
+      </w:r>
+      <w:r>
+        <w:rPr>
+          <w:lang w:val="zh_TW" w:bidi="zh_TW"/>
+        </w:rPr>
+        <w:t>弗5:20；</w:t>
+      </w:r>
+      <w:r>
+        <w:rPr>
+          <w:lang w:val="zh_TW" w:bidi="zh_TW"/>
+        </w:rPr>
+        <w:t>腓2:14–15；</w:t>
+      </w:r>
+      <w:r>
+        <w:rPr>
+          <w:lang w:val="zh_TW" w:bidi="zh_TW"/>
+        </w:rPr>
+        <w:t>雅5:9–11</w:t>
+      </w:r>
       <w:r>
         <w:rPr>
           <w:lang w:val="zh_TW" w:bidi="zh_TW"/>
